--- a/tillsyn/A 19224-2025 tillsynsbegäran.docx
+++ b/tillsyn/A 19224-2025 tillsynsbegäran.docx
@@ -269,7 +269,7 @@
     <w:r>
       <w:tab/>
       <w:tab/>
-      <w:t>2025-05-03</w:t>
+      <w:t>2025-05-04</w:t>
       <w:br/>
       <w:br/>
     </w:r>

--- a/tillsyn/A 19224-2025 tillsynsbegäran.docx
+++ b/tillsyn/A 19224-2025 tillsynsbegäran.docx
@@ -269,7 +269,7 @@
     <w:r>
       <w:tab/>
       <w:tab/>
-      <w:t>2025-05-04</w:t>
+      <w:t>2025-05-06</w:t>
       <w:br/>
       <w:br/>
     </w:r>

--- a/tillsyn/A 19224-2025 tillsynsbegäran.docx
+++ b/tillsyn/A 19224-2025 tillsynsbegäran.docx
@@ -269,7 +269,7 @@
     <w:r>
       <w:tab/>
       <w:tab/>
-      <w:t>2025-05-06</w:t>
+      <w:t>2025-05-07</w:t>
       <w:br/>
       <w:br/>
     </w:r>

--- a/tillsyn/A 19224-2025 tillsynsbegäran.docx
+++ b/tillsyn/A 19224-2025 tillsynsbegäran.docx
@@ -7,7 +7,7 @@
         <w:pStyle w:val="Title"/>
       </w:pPr>
       <w:r>
-        <w:t>Tillsynsbegäran – information om höga naturvärden i avverkningsanmälan A 19224-2025 i Sollefteå kommun</w:t>
+        <w:t>Tillsynsbegäran – information om höga naturvärden och fridlysta arter i avverkningsanmälan A 19224-2025 i Sollefteå kommun</w:t>
       </w:r>
     </w:p>
     <w:p>
@@ -22,7 +22,7 @@
     </w:p>
     <w:p>
       <w:r>
-        <w:t>Nedan beskrivs fynd av naturvårdsarter som gjorts i det avverkningsanmälda området.</w:t>
+        <w:t>Nedan beskrivs fynd av naturvårdsarter och fridlysta arter som gjorts i det avverkningsanmälda området. I BILAGA 1 finns artfakta om fridlysta och rödlistade arter.</w:t>
       </w:r>
     </w:p>
     <w:p>
@@ -35,7 +35,7 @@
     </w:p>
     <w:p>
       <w:r>
-        <w:t>I avverkningsanmälan har följande 3 naturvårdsarter hittats: granticka (NT), rosenticka (NT) och ullticka (NT). Av dessa är 3 rödlistade. För rödlistade arter har rödlistekategorin angivits inom parentes.</w:t>
+        <w:t>I avverkningsanmälan har följande 10 naturvårdsarter hittats: blackticka (VU), knärot (VU, §8), ulltickeporing (VU), granticka (NT), gränsticka (NT), rosenticka (NT), stjärntagging (NT), ullticka (NT), blodticka (S) och vedticka (S). Av dessa är 8 rödlistade. För rödlistade arter har rödlistekategorin angivits inom parentes. Arter som är signalarter enligt Skogsstyrelsen har markerats med (S). För fridlysta arter anges även paragrafen i Artskyddsförordningen som arten är fridlyst enligt.</w:t>
       </w:r>
     </w:p>
     <w:p>
@@ -95,6 +95,17 @@
         <w:rPr>
           <w:b/>
         </w:rPr>
+        <w:t>Blackticka (VU)</w:t>
+      </w:r>
+      <w:r>
+        <w:t>, rödlistad som sårbar, är en exklusiv svamp som signalerar fuktiga granskogar med mycket höga naturvärden. Den har klassificerats som en “urskogsindikator” och påträffas nästan enbart i urskogsartade barrnaturskogar med långvarig kontinuitet av grova lågor i olika nedbrytningsstadier. Skogsskötselåtgärder på eller i omedelbar närhet av lokalerna utgör ett hot och på lång sikt innebär fragmenteringen av skogslandskapet att artens förekomster isoleras vilket i sig utgör ett hot mot artens överlevnad. Fler skogar med blackticka måste skyddas (Nitare &amp; Skogsstyrelsen, 2019; SLU Artdatabanken, 2024).</w:t>
+      </w:r>
+    </w:p>
+    <w:p>
+      <w:r>
+        <w:rPr>
+          <w:b/>
+        </w:rPr>
         <w:t>Granticka (NT)</w:t>
       </w:r>
       <w:r>
@@ -106,10 +117,32 @@
         <w:rPr>
           <w:b/>
         </w:rPr>
+        <w:t>Gränsticka (NT)</w:t>
+      </w:r>
+      <w:r>
+        <w:t xml:space="preserve"> är en mycket bra signalart inom hela sitt utbredningsområde. Den är huvudsakligen knuten till restbestånd av barrnaturskog och förekommer med ett tydligt optimum i orörda eller måttligt påverkade gamla granskogar där det föreligger långvarig kontinuitet av grov död ved. Lokaler som hyser arten, speciellt i mellersta och södra Sverige, bör undantas från skogsbruk (SLU Artdatabanken, 2024; Nitare &amp; Skogsstyrelsen, 2019).</w:t>
+      </w:r>
+    </w:p>
+    <w:p>
+      <w:r>
+        <w:rPr>
+          <w:b/>
+        </w:rPr>
         <w:t>Rosenticka (NT)</w:t>
       </w:r>
       <w:r>
         <w:t>, rödlistad som nära hotad, ingår i en karaktäristisk association av vedsvampar som växer på gamla, grova granlågor i urskogsartade barrskogar. Den är placerad i toppen av Skogsstyrelsens värdepyramid för bedömning av skog med höga naturvärden och indikerar ett granskogsekosystem med långvarig kontinuitet av grova lågor. Artens beroende av grova granlågor innebär att alla skogsskötselåtgärder på eller i omedelbar närhet av lokalerna utgör ett hot på lång sikt. Det är angeläget att populationerna inte ytterligare glesas ut och ett tillräckligt antal områden där arten nu finns måste sparas för framtiden (Nitare &amp; Skogsstyrelsen, 2019; SLU Artdatabanken, 2024).</w:t>
+      </w:r>
+    </w:p>
+    <w:p>
+      <w:r>
+        <w:rPr>
+          <w:b/>
+        </w:rPr>
+        <w:t>Stjärntagging (NT)</w:t>
+      </w:r>
+      <w:r>
+        <w:t xml:space="preserve"> signalerar inom hela sitt utbredningsområde höga naturvärden. Svampen är uttorkningskänslig och beroende av ett oförändrat fuktigt mikroklimat. Den är även beroende av en ständig tillgång på död ved i olika nedbrytningsstadier, dock ej nödvändigtvis grova träd. Tidigare påverkan på miljön måste dock ha varit så skonsam att det naturliga skogsekosystemet till stora delar har bevarats. Minskningstakten för den svenska populationen bedöms vara nära gränsvärdet för Sårbar (VU) (SLU Artdatabanken, 2024; Nitare &amp; Skogsstyrelsen, 2019).</w:t>
       </w:r>
     </w:p>
     <w:p>
@@ -139,6 +172,367 @@
       </w:r>
       <w:r>
         <w:t>. De två sistnämnda arterna står för närvarande (2020) som ej bedömda i rödlistan (SLU Artdatabanken, 2024; Nitare &amp; Skogsstyrelsen, 2019; Miettinen &amp; Niemelä, 2018).</w:t>
+      </w:r>
+    </w:p>
+    <w:p>
+      <w:r>
+        <w:rPr>
+          <w:b/>
+        </w:rPr>
+        <w:t xml:space="preserve">Ulltickeporing </w:t>
+      </w:r>
+      <w:r>
+        <w:rPr>
+          <w:b/>
+          <w:i/>
+        </w:rPr>
+        <w:t>Skeletocutis brevispora</w:t>
+      </w:r>
+      <w:r>
+        <w:rPr>
+          <w:b/>
+        </w:rPr>
+        <w:t xml:space="preserve"> (VU)</w:t>
+      </w:r>
+      <w:r>
+        <w:t>, rödlistad som sårbar, växer på ullticka (NT) i naturskogsartade granskogar. Avverkning av naturskogslika miljöer och av grova granar där ulltickeporing förekommer är ett direkt hot mot artens fortlevnad. Alla skogliga åtgärder som innebär att lågor och döda eller skadade träd tas bort missgynnar arten. På sikt är minskad tillgång till lämpligt substrat och krympande areal av naturskog ett hot, framförallt råder brist på grov ved som lågor i sena nedbrytningsstadier. Ytterligare fragmentering av skogslandskapet minskar artens möjligheter till spridning. Gamla granskogar som hyser arten undantas helt från skogsbruk (SLU Artdatabanken, 2024).</w:t>
+      </w:r>
+    </w:p>
+    <w:p>
+      <w:pPr>
+        <w:pStyle w:val="Heading1"/>
+      </w:pPr>
+      <w:r>
+        <w:t>Fridlysta arter</w:t>
+      </w:r>
+    </w:p>
+    <w:p>
+      <w:r>
+        <w:t>Följande fridlysta arter har sina livsmiljöer och växtplatser i den avverkningsanmälda skogen: knärot (VU, §8).</w:t>
+      </w:r>
+    </w:p>
+    <w:p>
+      <w:r>
+        <w:rPr>
+          <w:b/>
+        </w:rPr>
+        <w:t>Knärot (VU, §8)</w:t>
+      </w:r>
+      <w:r>
+        <w:t xml:space="preserve"> är rödlistad som sårbar (VU). För att knärot inte ska ta skada av skogsbruksåtgärder i intilliggande skog krävs buffertzoner på minst 50 meter (Johnson, 2014; Koelmeijer m.fl., 2022; Skogsstyrelsen, 2022). Arten är även känslig för gallring vilket framgår av Skogsstyrelsens egen vägledning för hänsyn till knärot (Skogsstyrelsen, 2022). För rika förekomster av knärot är reservatsbildning eller biotopskydd lämpliga åtgärder för att skydda den (SLU Artdatabanken, 2023).</w:t>
+      </w:r>
+    </w:p>
+    <w:p>
+      <w:r>
+        <w:t>I det avverkningsanmälda området finns 4 fyndplatser för knärot registrerade på Artportalen. Figur 2 visar gränserna för buffertzoner på 50 m, som behöver lämnas kring fyndplatserna för att knärotslokalerna inte ska försvinna vid en avverkning. Av det avverkningsanmälda området överlappar 2.30 ha med buffertzonerna och får av detta skäl inte avverkas.</w:t>
+      </w:r>
+    </w:p>
+    <w:p>
+      <w:pPr>
+        <w:pStyle w:val="Caption"/>
+      </w:pPr>
+      <w:r>
+        <w:drawing>
+          <wp:inline xmlns:a="http://schemas.openxmlformats.org/drawingml/2006/main" xmlns:pic="http://schemas.openxmlformats.org/drawingml/2006/picture">
+            <wp:extent cx="5486400" cy="6106386"/>
+            <wp:docPr id="2" name="Picture 2"/>
+            <wp:cNvGraphicFramePr>
+              <a:graphicFrameLocks noChangeAspect="1"/>
+            </wp:cNvGraphicFramePr>
+            <a:graphic>
+              <a:graphicData uri="http://schemas.openxmlformats.org/drawingml/2006/picture">
+                <pic:pic>
+                  <pic:nvPicPr>
+                    <pic:cNvPr id="0" name="A 19224-2025 karta knärot.png"/>
+                    <pic:cNvPicPr/>
+                  </pic:nvPicPr>
+                  <pic:blipFill>
+                    <a:blip r:embed="rId17"/>
+                    <a:stretch>
+                      <a:fillRect/>
+                    </a:stretch>
+                  </pic:blipFill>
+                  <pic:spPr>
+                    <a:xfrm>
+                      <a:off x="0" y="0"/>
+                      <a:ext cx="5486400" cy="6106386"/>
+                    </a:xfrm>
+                    <a:prstGeom prst="rect"/>
+                  </pic:spPr>
+                </pic:pic>
+              </a:graphicData>
+            </a:graphic>
+          </wp:inline>
+        </w:drawing>
+      </w:r>
+    </w:p>
+    <w:p>
+      <w:pPr>
+        <w:pStyle w:val="Caption"/>
+      </w:pPr>
+      <w:r>
+        <w:t>Figur 2. Fyndplatser och buffertzoner för knärot i det avverkningsanmälda området. Endast fyndplatser vars buffertzoner överlappar med det avverkningsanmälda området har tagits med i visualiseringen. Kartans mittpunktskoordinat är N 7018135, E 609169 i SWEREF 99 TM.</w:t>
+      </w:r>
+    </w:p>
+    <w:p>
+      <w:pPr>
+        <w:pStyle w:val="Caption"/>
+      </w:pPr>
+    </w:p>
+    <w:p>
+      <w:r>
+        <w:t>I BILAGA 1 finns mer detaljerad information om ekologi samt krav på livsmiljö hos fridlysta arter.</w:t>
+      </w:r>
+    </w:p>
+    <w:p>
+      <w:r>
+        <w:br w:type="page"/>
+      </w:r>
+    </w:p>
+    <w:p>
+      <w:pPr>
+        <w:pStyle w:val="Title"/>
+      </w:pPr>
+      <w:r>
+        <w:t>BILAGA 1 –</w:t>
+        <w:br/>
+        <w:t>Fridlysta och rödlistade arter</w:t>
+      </w:r>
+    </w:p>
+    <w:p>
+      <w:pPr>
+        <w:pStyle w:val="Heading1"/>
+      </w:pPr>
+      <w:r>
+        <w:t>Knärot – ekologi samt krav på livsmiljön</w:t>
+      </w:r>
+    </w:p>
+    <w:p>
+      <w:r>
+        <w:t>Knärot är fridlyst enligt 8 och 15 §§ artskyddsförordningen och klassad som sårbar (VU) enligt rödlistan 2020. Knärot är beroende av hög och jämn luftfuktighet i gamla, ostörda skogsmiljöer och är känslig för snabba förändringar av ljus-/vindförhållanden eller uttorkning. På grund av ett alltför intensivt skogsbruk har den minskat med 40 (25–50) % under de senaste 60 åren och i framtiden bedöms minskningstakten uppgå till 30 (20–40) %. Till följd av att arten har en dokumenterat högre minskningstakt i förhållande till sin generationstid än vad som tidigare varit känt (data från Riksskogstaxeringen) höjdes den till hotkategori sårbar (VU) i rödlistan 2020 (SLU Artdatabanken, 2021).</w:t>
+      </w:r>
+    </w:p>
+    <w:p>
+      <w:r>
+        <w:t xml:space="preserve">Samuel Johnsons doktorsavhandling </w:t>
+      </w:r>
+      <w:r>
+        <w:rPr>
+          <w:i/>
+        </w:rPr>
+        <w:t>“Retention Forestry as a Conservation Measure for Boreal Forest Ground Vegetation”</w:t>
+      </w:r>
+      <w:r>
+        <w:t xml:space="preserve"> (SLU, Uppsala 2014) visar att det krävs väl tilltagna skyddszoner för att knärotens växtplatser inte ska ta skada av skogsbruksåtgärder i intilliggande områden: </w:t>
+      </w:r>
+      <w:r>
+        <w:rPr>
+          <w:i/>
+        </w:rPr>
+        <w:t xml:space="preserve">“Study III shows that retention patches smaller than 0.5 ha do not lifeboat the sensitive forest herb G. repens, a species that depend on stable microclimatic conditions typical for intact forest stands.” </w:t>
+      </w:r>
+      <w:r>
+        <w:t xml:space="preserve">Vidare </w:t>
+      </w:r>
+      <w:r>
+        <w:rPr>
+          <w:i/>
+        </w:rPr>
+        <w:t>“More sensitive forest species are not lifeboated in retention patches ranging from 0.05 to 0.5 ha (Papers II &amp; III).”</w:t>
+      </w:r>
+    </w:p>
+    <w:p>
+      <w:r>
+        <w:t xml:space="preserve">Johnsons (2014) rekommendation på minst 50 meters breda skyddszoner runt knärotens växtplatser motsvarar en areal på 0,78 hektar, vilket ligger i linje med andra studier som gjorts på känsliga skogsarter: </w:t>
+      </w:r>
+      <w:r>
+        <w:rPr>
+          <w:i/>
+        </w:rPr>
+        <w:t>“In study III I also show that translocated specimens of G. repens survives well in mature forests at least 50 m from the nearest edge to an open area. Moreover, measures of temperature and humidity show that such distances from an open area is far enough to offer a microclimate that is more stable compared to what present in retention patches of around 0.1 ha. This means that the very centre of a circular patch with radius 50 m (equals a size of 0.78 ha) should offer conditions similar to interior forest and would perhaps be a suitable habitat for G. repens and similar species. Previous studies from both North America and Sweden have also concluded that patches between 0.5 and one ha are sufficient for preserving interior forest vegetation as well as sensitive lichens and bryophytes (de Graaf &amp; Roberts 2009; Halpern et al. 2012; Rudolphi et al. 2014).”</w:t>
+      </w:r>
+    </w:p>
+    <w:p>
+      <w:r>
+        <w:t>En nyligen publicerad vetenskaplig uppsats av Koelmeijer m.fl. (2022) inkluderar orkidén knärots skyddsbehov. I uppsatsen berörs problemet med uttorkning för växter, bl.a. för knärot, ett problem som blivit accentuerat på grund av den pågående klimatförändringen och torra somrar, t.ex. den exceptionellt torra sommaren 2018. I uppsatsen undersöks områden med tre olika avstånd från kalhyggeskant med avseende på skydd bl.a. för knärot. Det första området har avstånd upp till 20 m från hyggeskant (Strong edge effect), det andra 20–40 m från hyggeskant (Weak edge effect) och det tredje avser större avstånd från hyggeskant, där kanteffekten anses vara försumbar (Interior). Ett resultat var att man fann stor eller mycket stor uttorkningseffekt på känsliga och rödlistade skogsarter vid de kortare avstånden till hyggeskant, medan effekt av uttorkning inte konstaterades på större avstånd (Interior). För orkidén knärot fann man en rik förekomst (upp till 0,06 dm2/m2) på stort avstånd från hyggeskant (Interior), medan förekomsten var liten eller närmast försumbar i de områden som klassificerades som Weak edge effect respektive Strong edge effect. Arbetet påpekar att de allt oftare förekommande torra somrarna ger ytterligare skäl att utöka skyddsavståndet från hyggen till den fuktkrävande arten knärot (Koelmeijer m.fl., 2022).</w:t>
+      </w:r>
+    </w:p>
+    <w:p>
+      <w:r>
+        <w:t>Även Skogsstyrelsens egen vägledning för hänsyn till knärot ligger i linje med ovanstående forskningsstudier. Av vägledningen framgår det att för med hög sannolikhet kunna bevara befintliga förekomster krävs relativt stora avsättningar av uppvuxen skog med slutet och relativt tätt kronskikt. Som riktlinje kan krävas ett avstånd på 50 meter in från brynet för att vidmakthålla ett fungerande mikroklimat. Detta innebär att fristående hänsynsytor för många arter (kärlväxter, lavar och mossor) kan behöva ha en area överstigande 0,8 hektar (cirkelyta med radien 50 meter = 0,78 hektar) för att bibehålla lokalklimatet. Även ganska små förändringar i form av förändrade ljus- och fuktighetsförhållanden, till exempel till följd av gallring, kan leda till att arten försvinner till följd av konkurrens med mera ljuskrävande och snabbväxande arter (Skogsstyrelsen, 2022).</w:t>
+      </w:r>
+    </w:p>
+    <w:p>
+      <w:pPr>
+        <w:pStyle w:val="Heading2"/>
+      </w:pPr>
+      <w:r>
+        <w:t>Referenser – knärot</w:t>
+      </w:r>
+    </w:p>
+    <w:p>
+      <w:r>
+        <w:t xml:space="preserve">de Graaf M &amp; Roberts M.R., 2009. </w:t>
+      </w:r>
+      <w:r>
+        <w:rPr>
+          <w:i/>
+        </w:rPr>
+        <w:t xml:space="preserve">Short-term response of the herbaceous layer within leave patches after harvest. </w:t>
+      </w:r>
+      <w:r>
+        <w:t>Forest Ecology and Management 257, 1014–1025</w:t>
+      </w:r>
+    </w:p>
+    <w:p>
+      <w:r>
+        <w:t xml:space="preserve">Halpern, C. B., Halaj, J., Evans, S. A., &amp; Dovciak, M., 2012. </w:t>
+      </w:r>
+      <w:r>
+        <w:rPr>
+          <w:i/>
+        </w:rPr>
+        <w:t xml:space="preserve">Level and pattern of overstory retention interact to shape long-term responses of understories to timber harvest. </w:t>
+      </w:r>
+      <w:r>
+        <w:t>Ecological Applications, 22, 2049–2064</w:t>
+      </w:r>
+    </w:p>
+    <w:p>
+      <w:r>
+        <w:t xml:space="preserve">Koelmeijer, I. A., Ehrlén, J., Jönsson, M., De Frenne, P., Berg, P., Andersson, J., Weibull, H. &amp; Hylander, N. 2022. </w:t>
+      </w:r>
+      <w:r>
+        <w:rPr>
+          <w:i/>
+        </w:rPr>
+        <w:t xml:space="preserve">Interactive effects of drought and edge exposure on old-growth forest understory species. </w:t>
+      </w:r>
+      <w:r>
+        <w:t>Landscape Ecology, 37, sid 1839–1853</w:t>
+      </w:r>
+    </w:p>
+    <w:p>
+      <w:r>
+        <w:t xml:space="preserve">Rudolphi, J., Jönsson, M. T., &amp; Gustafsson, L., 2014. </w:t>
+      </w:r>
+      <w:r>
+        <w:rPr>
+          <w:i/>
+        </w:rPr>
+        <w:t xml:space="preserve">Biological legacies buffer local species extinction after logging. </w:t>
+      </w:r>
+      <w:r>
+        <w:t>Journal of Applied Ecology. 51, 53–62.</w:t>
+      </w:r>
+    </w:p>
+    <w:p>
+      <w:r>
+        <w:t xml:space="preserve">Skogsstyrelsen, 2022. </w:t>
+      </w:r>
+      <w:r>
+        <w:rPr>
+          <w:i/>
+        </w:rPr>
+        <w:t xml:space="preserve">Vägledning för hänsyn till knärot. </w:t>
+      </w:r>
+      <w:r>
+        <w:t>https://www.skogsstyrelsen.se/lag-och-tillsyn/artskydd/vagledningar-och-kunskapsstod-artskydd/vagledning-for-hansyn-till-knarot/</w:t>
+      </w:r>
+    </w:p>
+    <w:p>
+      <w:r>
+        <w:t xml:space="preserve">SLU Artdatabanken, 2021. </w:t>
+      </w:r>
+      <w:r>
+        <w:rPr>
+          <w:i/>
+        </w:rPr>
+        <w:t xml:space="preserve">Artfaktablad. Naturvård – artfakta. </w:t>
+      </w:r>
+      <w:r>
+        <w:t>SLU Artdatabanken, Uppsala</w:t>
+      </w:r>
+    </w:p>
+    <w:p>
+      <w:pPr>
+        <w:pStyle w:val="Heading1"/>
+      </w:pPr>
+      <w:r>
+        <w:t>Ulltickeporing – ekologi samt krav på livsmiljön</w:t>
+      </w:r>
+    </w:p>
+    <w:p>
+      <w:r>
+        <w:t xml:space="preserve">Ulltickeporing </w:t>
+      </w:r>
+      <w:r>
+        <w:rPr>
+          <w:i/>
+        </w:rPr>
+        <w:t>Skeletocutis brevispora</w:t>
+      </w:r>
+      <w:r>
+        <w:t xml:space="preserve"> (VU), rödlistad som sårbar, växer på ullticka (NT) i naturskogsartade granskogar. Avverkning av naturskogslika miljöer och av grova granar där ulltickeporing förekommer är ett direkt hot mot artens fortlevnad Alla skogliga åtgärder som innebär att lågor och döda eller skadade träd tas bort missgynnar arten. På sikt är minskad tillgång till lämpligt substrat och krympande areal av naturskog ett hot, framförallt råder brist på grov ved som lågor i sena nedbrytningsstadier. Ytterligare fragmentering av skogslandskapet minskar artens möjligheter till spridning. Gamla granskogar som hyser arten undantas helt från skogsbruk (SLU Artdatabanken, 2024).</w:t>
+      </w:r>
+    </w:p>
+    <w:p>
+      <w:r>
+        <w:t xml:space="preserve">Ulltickeporingen har nyligen delats upp i tre olika arter: </w:t>
+      </w:r>
+      <w:r>
+        <w:rPr>
+          <w:i/>
+        </w:rPr>
+        <w:t xml:space="preserve">Skeletocutis brevispora </w:t>
+      </w:r>
+      <w:r>
+        <w:t>(ulltickeporing)</w:t>
+      </w:r>
+      <w:r>
+        <w:rPr>
+          <w:i/>
+        </w:rPr>
+        <w:t>, Skeletocutis delicata och Skeletocutis exilis</w:t>
+      </w:r>
+      <w:r>
+        <w:t xml:space="preserve"> (Miettinen &amp; Niemelä, 2018). Skeletocutis delicata och Skeletocutis exilis står för närvarande (2020) som ej bedömda i rödlistan.</w:t>
+      </w:r>
+    </w:p>
+    <w:p>
+      <w:pPr>
+        <w:pStyle w:val="Heading2"/>
+      </w:pPr>
+      <w:r>
+        <w:t>Referenser – ulltickeporing</w:t>
+      </w:r>
+    </w:p>
+    <w:p>
+      <w:r>
+        <w:t xml:space="preserve">Miettinen, O. &amp; Niemelä, T., 2018. </w:t>
+      </w:r>
+      <w:r>
+        <w:rPr>
+          <w:i/>
+        </w:rPr>
+        <w:t>Two new temperate polypore species of Skeletocutis (Polyporales, Basidiomycota)</w:t>
+      </w:r>
+      <w:r>
+        <w:t>. Ann. Bot. Fennici 55: 195–206.</w:t>
+      </w:r>
+    </w:p>
+    <w:p>
+      <w:r>
+        <w:t xml:space="preserve">SLU Artdatabanken, 2024. </w:t>
+      </w:r>
+      <w:r>
+        <w:rPr>
+          <w:i/>
+        </w:rPr>
+        <w:t xml:space="preserve">Artfaktablad. Naturvård – artfakta. </w:t>
+      </w:r>
+      <w:r>
+        <w:t>SLU Artdatabanken, Uppsala</w:t>
       </w:r>
     </w:p>
     <w:sectPr>
@@ -269,7 +663,7 @@
     <w:r>
       <w:tab/>
       <w:tab/>
-      <w:t>2025-05-07</w:t>
+      <w:t>2025-05-08</w:t>
       <w:br/>
       <w:br/>
     </w:r>

--- a/tillsyn/A 19224-2025 tillsynsbegäran.docx
+++ b/tillsyn/A 19224-2025 tillsynsbegäran.docx
@@ -663,7 +663,7 @@
     <w:r>
       <w:tab/>
       <w:tab/>
-      <w:t>2025-05-08</w:t>
+      <w:t>2025-05-09</w:t>
       <w:br/>
       <w:br/>
     </w:r>

--- a/tillsyn/A 19224-2025 tillsynsbegäran.docx
+++ b/tillsyn/A 19224-2025 tillsynsbegäran.docx
@@ -663,7 +663,7 @@
     <w:r>
       <w:tab/>
       <w:tab/>
-      <w:t>2025-05-09</w:t>
+      <w:t>2025-05-10</w:t>
       <w:br/>
       <w:br/>
     </w:r>

--- a/tillsyn/A 19224-2025 tillsynsbegäran.docx
+++ b/tillsyn/A 19224-2025 tillsynsbegäran.docx
@@ -663,7 +663,7 @@
     <w:r>
       <w:tab/>
       <w:tab/>
-      <w:t>2025-05-10</w:t>
+      <w:t>2025-05-11</w:t>
       <w:br/>
       <w:br/>
     </w:r>

--- a/tillsyn/A 19224-2025 tillsynsbegäran.docx
+++ b/tillsyn/A 19224-2025 tillsynsbegäran.docx
@@ -663,7 +663,7 @@
     <w:r>
       <w:tab/>
       <w:tab/>
-      <w:t>2025-05-11</w:t>
+      <w:t>2025-05-12</w:t>
       <w:br/>
       <w:br/>
     </w:r>

--- a/tillsyn/A 19224-2025 tillsynsbegäran.docx
+++ b/tillsyn/A 19224-2025 tillsynsbegäran.docx
@@ -663,7 +663,7 @@
     <w:r>
       <w:tab/>
       <w:tab/>
-      <w:t>2025-05-12</w:t>
+      <w:t>2025-05-13</w:t>
       <w:br/>
       <w:br/>
     </w:r>

--- a/tillsyn/A 19224-2025 tillsynsbegäran.docx
+++ b/tillsyn/A 19224-2025 tillsynsbegäran.docx
@@ -663,7 +663,7 @@
     <w:r>
       <w:tab/>
       <w:tab/>
-      <w:t>2025-05-13</w:t>
+      <w:t>2025-05-14</w:t>
       <w:br/>
       <w:br/>
     </w:r>

--- a/tillsyn/A 19224-2025 tillsynsbegäran.docx
+++ b/tillsyn/A 19224-2025 tillsynsbegäran.docx
@@ -663,7 +663,7 @@
     <w:r>
       <w:tab/>
       <w:tab/>
-      <w:t>2025-05-14</w:t>
+      <w:t>2025-05-15</w:t>
       <w:br/>
       <w:br/>
     </w:r>

--- a/tillsyn/A 19224-2025 tillsynsbegäran.docx
+++ b/tillsyn/A 19224-2025 tillsynsbegäran.docx
@@ -663,7 +663,7 @@
     <w:r>
       <w:tab/>
       <w:tab/>
-      <w:t>2025-05-15</w:t>
+      <w:t>2025-05-16</w:t>
       <w:br/>
       <w:br/>
     </w:r>

--- a/tillsyn/A 19224-2025 tillsynsbegäran.docx
+++ b/tillsyn/A 19224-2025 tillsynsbegäran.docx
@@ -663,7 +663,7 @@
     <w:r>
       <w:tab/>
       <w:tab/>
-      <w:t>2025-05-16</w:t>
+      <w:t>2025-05-17</w:t>
       <w:br/>
       <w:br/>
     </w:r>

--- a/tillsyn/A 19224-2025 tillsynsbegäran.docx
+++ b/tillsyn/A 19224-2025 tillsynsbegäran.docx
@@ -663,7 +663,7 @@
     <w:r>
       <w:tab/>
       <w:tab/>
-      <w:t>2025-05-17</w:t>
+      <w:t>2025-05-18</w:t>
       <w:br/>
       <w:br/>
     </w:r>

--- a/tillsyn/A 19224-2025 tillsynsbegäran.docx
+++ b/tillsyn/A 19224-2025 tillsynsbegäran.docx
@@ -663,7 +663,7 @@
     <w:r>
       <w:tab/>
       <w:tab/>
-      <w:t>2025-05-18</w:t>
+      <w:t>2025-05-19</w:t>
       <w:br/>
       <w:br/>
     </w:r>

--- a/tillsyn/A 19224-2025 tillsynsbegäran.docx
+++ b/tillsyn/A 19224-2025 tillsynsbegäran.docx
@@ -663,7 +663,7 @@
     <w:r>
       <w:tab/>
       <w:tab/>
-      <w:t>2025-05-19</w:t>
+      <w:t>2025-05-20</w:t>
       <w:br/>
       <w:br/>
     </w:r>

--- a/tillsyn/A 19224-2025 tillsynsbegäran.docx
+++ b/tillsyn/A 19224-2025 tillsynsbegäran.docx
@@ -663,7 +663,7 @@
     <w:r>
       <w:tab/>
       <w:tab/>
-      <w:t>2025-05-20</w:t>
+      <w:t>2025-05-21</w:t>
       <w:br/>
       <w:br/>
     </w:r>

--- a/tillsyn/A 19224-2025 tillsynsbegäran.docx
+++ b/tillsyn/A 19224-2025 tillsynsbegäran.docx
@@ -663,7 +663,7 @@
     <w:r>
       <w:tab/>
       <w:tab/>
-      <w:t>2025-05-21</w:t>
+      <w:t>2025-05-22</w:t>
       <w:br/>
       <w:br/>
     </w:r>

--- a/tillsyn/A 19224-2025 tillsynsbegäran.docx
+++ b/tillsyn/A 19224-2025 tillsynsbegäran.docx
@@ -663,7 +663,7 @@
     <w:r>
       <w:tab/>
       <w:tab/>
-      <w:t>2025-05-22</w:t>
+      <w:t>2025-05-23</w:t>
       <w:br/>
       <w:br/>
     </w:r>

--- a/tillsyn/A 19224-2025 tillsynsbegäran.docx
+++ b/tillsyn/A 19224-2025 tillsynsbegäran.docx
@@ -663,7 +663,7 @@
     <w:r>
       <w:tab/>
       <w:tab/>
-      <w:t>2025-05-23</w:t>
+      <w:t>2025-05-24</w:t>
       <w:br/>
       <w:br/>
     </w:r>

--- a/tillsyn/A 19224-2025 tillsynsbegäran.docx
+++ b/tillsyn/A 19224-2025 tillsynsbegäran.docx
@@ -663,7 +663,7 @@
     <w:r>
       <w:tab/>
       <w:tab/>
-      <w:t>2025-05-24</w:t>
+      <w:t>2025-05-25</w:t>
       <w:br/>
       <w:br/>
     </w:r>

--- a/tillsyn/A 19224-2025 tillsynsbegäran.docx
+++ b/tillsyn/A 19224-2025 tillsynsbegäran.docx
@@ -663,7 +663,7 @@
     <w:r>
       <w:tab/>
       <w:tab/>
-      <w:t>2025-05-25</w:t>
+      <w:t>2025-05-26</w:t>
       <w:br/>
       <w:br/>
     </w:r>

--- a/tillsyn/A 19224-2025 tillsynsbegäran.docx
+++ b/tillsyn/A 19224-2025 tillsynsbegäran.docx
@@ -663,7 +663,7 @@
     <w:r>
       <w:tab/>
       <w:tab/>
-      <w:t>2025-05-26</w:t>
+      <w:t>2025-05-27</w:t>
       <w:br/>
       <w:br/>
     </w:r>

--- a/tillsyn/A 19224-2025 tillsynsbegäran.docx
+++ b/tillsyn/A 19224-2025 tillsynsbegäran.docx
@@ -663,7 +663,7 @@
     <w:r>
       <w:tab/>
       <w:tab/>
-      <w:t>2025-05-27</w:t>
+      <w:t>2025-05-30</w:t>
       <w:br/>
       <w:br/>
     </w:r>

--- a/tillsyn/A 19224-2025 tillsynsbegäran.docx
+++ b/tillsyn/A 19224-2025 tillsynsbegäran.docx
@@ -663,7 +663,7 @@
     <w:r>
       <w:tab/>
       <w:tab/>
-      <w:t>2025-05-30</w:t>
+      <w:t>2025-06-01</w:t>
       <w:br/>
       <w:br/>
     </w:r>

--- a/tillsyn/A 19224-2025 tillsynsbegäran.docx
+++ b/tillsyn/A 19224-2025 tillsynsbegäran.docx
@@ -663,7 +663,7 @@
     <w:r>
       <w:tab/>
       <w:tab/>
-      <w:t>2025-06-01</w:t>
+      <w:t>2025-06-02</w:t>
       <w:br/>
       <w:br/>
     </w:r>

--- a/tillsyn/A 19224-2025 tillsynsbegäran.docx
+++ b/tillsyn/A 19224-2025 tillsynsbegäran.docx
@@ -663,7 +663,7 @@
     <w:r>
       <w:tab/>
       <w:tab/>
-      <w:t>2025-06-02</w:t>
+      <w:t>2025-06-03</w:t>
       <w:br/>
       <w:br/>
     </w:r>

--- a/tillsyn/A 19224-2025 tillsynsbegäran.docx
+++ b/tillsyn/A 19224-2025 tillsynsbegäran.docx
@@ -663,7 +663,7 @@
     <w:r>
       <w:tab/>
       <w:tab/>
-      <w:t>2025-06-03</w:t>
+      <w:t>2025-06-04</w:t>
       <w:br/>
       <w:br/>
     </w:r>

--- a/tillsyn/A 19224-2025 tillsynsbegäran.docx
+++ b/tillsyn/A 19224-2025 tillsynsbegäran.docx
@@ -663,7 +663,7 @@
     <w:r>
       <w:tab/>
       <w:tab/>
-      <w:t>2025-06-04</w:t>
+      <w:t>2025-06-05</w:t>
       <w:br/>
       <w:br/>
     </w:r>

--- a/tillsyn/A 19224-2025 tillsynsbegäran.docx
+++ b/tillsyn/A 19224-2025 tillsynsbegäran.docx
@@ -663,7 +663,7 @@
     <w:r>
       <w:tab/>
       <w:tab/>
-      <w:t>2025-06-05</w:t>
+      <w:t>2025-06-13</w:t>
       <w:br/>
       <w:br/>
     </w:r>

--- a/tillsyn/A 19224-2025 tillsynsbegäran.docx
+++ b/tillsyn/A 19224-2025 tillsynsbegäran.docx
@@ -663,7 +663,7 @@
     <w:r>
       <w:tab/>
       <w:tab/>
-      <w:t>2025-06-13</w:t>
+      <w:t>2025-06-15</w:t>
       <w:br/>
       <w:br/>
     </w:r>

--- a/tillsyn/A 19224-2025 tillsynsbegäran.docx
+++ b/tillsyn/A 19224-2025 tillsynsbegäran.docx
@@ -663,7 +663,7 @@
     <w:r>
       <w:tab/>
       <w:tab/>
-      <w:t>2025-06-15</w:t>
+      <w:t>2025-06-16</w:t>
       <w:br/>
       <w:br/>
     </w:r>

--- a/tillsyn/A 19224-2025 tillsynsbegäran.docx
+++ b/tillsyn/A 19224-2025 tillsynsbegäran.docx
@@ -663,7 +663,7 @@
     <w:r>
       <w:tab/>
       <w:tab/>
-      <w:t>2025-06-16</w:t>
+      <w:t>2025-06-17</w:t>
       <w:br/>
       <w:br/>
     </w:r>

--- a/tillsyn/A 19224-2025 tillsynsbegäran.docx
+++ b/tillsyn/A 19224-2025 tillsynsbegäran.docx
@@ -663,7 +663,7 @@
     <w:r>
       <w:tab/>
       <w:tab/>
-      <w:t>2025-06-17</w:t>
+      <w:t>2025-06-18</w:t>
       <w:br/>
       <w:br/>
     </w:r>

--- a/tillsyn/A 19224-2025 tillsynsbegäran.docx
+++ b/tillsyn/A 19224-2025 tillsynsbegäran.docx
@@ -663,7 +663,7 @@
     <w:r>
       <w:tab/>
       <w:tab/>
-      <w:t>2025-06-18</w:t>
+      <w:t>2025-06-19</w:t>
       <w:br/>
       <w:br/>
     </w:r>

--- a/tillsyn/A 19224-2025 tillsynsbegäran.docx
+++ b/tillsyn/A 19224-2025 tillsynsbegäran.docx
@@ -663,7 +663,7 @@
     <w:r>
       <w:tab/>
       <w:tab/>
-      <w:t>2025-06-19</w:t>
+      <w:t>2025-06-20</w:t>
       <w:br/>
       <w:br/>
     </w:r>

--- a/tillsyn/A 19224-2025 tillsynsbegäran.docx
+++ b/tillsyn/A 19224-2025 tillsynsbegäran.docx
@@ -663,7 +663,7 @@
     <w:r>
       <w:tab/>
       <w:tab/>
-      <w:t>2025-06-20</w:t>
+      <w:t>2025-06-21</w:t>
       <w:br/>
       <w:br/>
     </w:r>

--- a/tillsyn/A 19224-2025 tillsynsbegäran.docx
+++ b/tillsyn/A 19224-2025 tillsynsbegäran.docx
@@ -35,7 +35,7 @@
     </w:p>
     <w:p>
       <w:r>
-        <w:t>I avverkningsanmälan har följande 10 naturvårdsarter hittats: blackticka (VU), knärot (VU, §8), ulltickeporing (VU), granticka (NT), gränsticka (NT), rosenticka (NT), stjärntagging (NT), ullticka (NT), blodticka (S) och vedticka (S). Av dessa är 8 rödlistade. För rödlistade arter har rödlistekategorin angivits inom parentes. Arter som är signalarter enligt Skogsstyrelsen har markerats med (S). För fridlysta arter anges även paragrafen i Artskyddsförordningen som arten är fridlyst enligt.</w:t>
+        <w:t>I avverkningsanmälan har följande 11 naturvårdsarter hittats: blackticka (VU), knärot (VU, §8), ulltickeporing (VU), granticka (NT), gränsticka (NT), rosenticka (NT), stjärntagging (NT), ullticka (NT), blodticka (S), dvärghäxört (S) och vedticka (S). Av dessa är 8 rödlistade. För rödlistade arter har rödlistekategorin angivits inom parentes. Arter som är signalarter enligt Skogsstyrelsen har markerats med (S). För fridlysta arter anges även paragrafen i Artskyddsförordningen som arten är fridlyst enligt.</w:t>
       </w:r>
     </w:p>
     <w:p>
@@ -99,6 +99,17 @@
       </w:r>
       <w:r>
         <w:t>, rödlistad som sårbar, är en exklusiv svamp som signalerar fuktiga granskogar med mycket höga naturvärden. Den har klassificerats som en “urskogsindikator” och påträffas nästan enbart i urskogsartade barrnaturskogar med långvarig kontinuitet av grova lågor i olika nedbrytningsstadier. Skogsskötselåtgärder på eller i omedelbar närhet av lokalerna utgör ett hot och på lång sikt innebär fragmenteringen av skogslandskapet att artens förekomster isoleras vilket i sig utgör ett hot mot artens överlevnad. Fler skogar med blackticka måste skyddas (Nitare &amp; Skogsstyrelsen, 2019; SLU Artdatabanken, 2024).</w:t>
+      </w:r>
+    </w:p>
+    <w:p>
+      <w:r>
+        <w:rPr>
+          <w:b/>
+        </w:rPr>
+        <w:t xml:space="preserve">Dvärghäxört </w:t>
+      </w:r>
+      <w:r>
+        <w:t>är en bra signalart som indikerar skogar med rörligt markvatten, långvarig beskuggning, hög luftfuktighet och näringsrik mark. Arten är mycket känslig för skogsbruksåtgärder och många växtplatser har i sen tid utplånats genom slutavverkning eller dikning. I södra Sverige på lokaler med riklig förekomst av häxörter kan den rödlistade fjärilen häxörtsbrokmal (NT) eftersökas. Larven lever i en vitaktig fläckmina i blad på häxört. Minan är lätt att hitta och den bästa metoden att fastställa förekomst av häxörtsbrokmal är således att söka efter minorna (SLU Artdatabanken, 2024; Nitare &amp; Skogsstyrelsen, 2019).</w:t>
       </w:r>
     </w:p>
     <w:p>
@@ -224,7 +235,7 @@
     </w:p>
     <w:p>
       <w:r>
-        <w:t>I det avverkningsanmälda området finns 4 fyndplatser för knärot registrerade på Artportalen. Figur 2 visar gränserna för buffertzoner på 50 m, som behöver lämnas kring fyndplatserna för att knärotslokalerna inte ska försvinna vid en avverkning. Av det avverkningsanmälda området överlappar 2.30 ha med buffertzonerna och får av detta skäl inte avverkas.</w:t>
+        <w:t>I det avverkningsanmälda området finns 5 fyndplatser för knärot registrerade på Artportalen. Figur 2 visar gränserna för buffertzoner på 50 m, som behöver lämnas kring fyndplatserna för att knärotslokalerna inte ska försvinna vid en avverkning. Av det avverkningsanmälda området överlappar 3.22 ha med buffertzonerna och får av detta skäl inte avverkas.</w:t>
       </w:r>
     </w:p>
     <w:p>
@@ -663,7 +674,7 @@
     <w:r>
       <w:tab/>
       <w:tab/>
-      <w:t>2025-06-21</w:t>
+      <w:t>2025-06-22</w:t>
       <w:br/>
       <w:br/>
     </w:r>

--- a/tillsyn/A 19224-2025 tillsynsbegäran.docx
+++ b/tillsyn/A 19224-2025 tillsynsbegäran.docx
@@ -674,7 +674,7 @@
     <w:r>
       <w:tab/>
       <w:tab/>
-      <w:t>2025-06-22</w:t>
+      <w:t>2025-06-23</w:t>
       <w:br/>
       <w:br/>
     </w:r>

--- a/tillsyn/A 19224-2025 tillsynsbegäran.docx
+++ b/tillsyn/A 19224-2025 tillsynsbegäran.docx
@@ -674,7 +674,7 @@
     <w:r>
       <w:tab/>
       <w:tab/>
-      <w:t>2025-06-23</w:t>
+      <w:t>2025-06-24</w:t>
       <w:br/>
       <w:br/>
     </w:r>

--- a/tillsyn/A 19224-2025 tillsynsbegäran.docx
+++ b/tillsyn/A 19224-2025 tillsynsbegäran.docx
@@ -674,7 +674,7 @@
     <w:r>
       <w:tab/>
       <w:tab/>
-      <w:t>2025-06-24</w:t>
+      <w:t>2025-06-25</w:t>
       <w:br/>
       <w:br/>
     </w:r>

--- a/tillsyn/A 19224-2025 tillsynsbegäran.docx
+++ b/tillsyn/A 19224-2025 tillsynsbegäran.docx
@@ -674,7 +674,7 @@
     <w:r>
       <w:tab/>
       <w:tab/>
-      <w:t>2025-06-25</w:t>
+      <w:t>2025-06-26</w:t>
       <w:br/>
       <w:br/>
     </w:r>

--- a/tillsyn/A 19224-2025 tillsynsbegäran.docx
+++ b/tillsyn/A 19224-2025 tillsynsbegäran.docx
@@ -674,7 +674,7 @@
     <w:r>
       <w:tab/>
       <w:tab/>
-      <w:t>2025-06-26</w:t>
+      <w:t>2025-06-27</w:t>
       <w:br/>
       <w:br/>
     </w:r>

--- a/tillsyn/A 19224-2025 tillsynsbegäran.docx
+++ b/tillsyn/A 19224-2025 tillsynsbegäran.docx
@@ -674,7 +674,7 @@
     <w:r>
       <w:tab/>
       <w:tab/>
-      <w:t>2025-06-27</w:t>
+      <w:t>2025-06-28</w:t>
       <w:br/>
       <w:br/>
     </w:r>

--- a/tillsyn/A 19224-2025 tillsynsbegäran.docx
+++ b/tillsyn/A 19224-2025 tillsynsbegäran.docx
@@ -674,7 +674,7 @@
     <w:r>
       <w:tab/>
       <w:tab/>
-      <w:t>2025-06-28</w:t>
+      <w:t>2025-06-29</w:t>
       <w:br/>
       <w:br/>
     </w:r>

--- a/tillsyn/A 19224-2025 tillsynsbegäran.docx
+++ b/tillsyn/A 19224-2025 tillsynsbegäran.docx
@@ -674,7 +674,7 @@
     <w:r>
       <w:tab/>
       <w:tab/>
-      <w:t>2025-06-29</w:t>
+      <w:t>2025-06-30</w:t>
       <w:br/>
       <w:br/>
     </w:r>

--- a/tillsyn/A 19224-2025 tillsynsbegäran.docx
+++ b/tillsyn/A 19224-2025 tillsynsbegäran.docx
@@ -674,7 +674,7 @@
     <w:r>
       <w:tab/>
       <w:tab/>
-      <w:t>2025-06-30</w:t>
+      <w:t>2025-07-01</w:t>
       <w:br/>
       <w:br/>
     </w:r>

--- a/tillsyn/A 19224-2025 tillsynsbegäran.docx
+++ b/tillsyn/A 19224-2025 tillsynsbegäran.docx
@@ -674,7 +674,7 @@
     <w:r>
       <w:tab/>
       <w:tab/>
-      <w:t>2025-07-01</w:t>
+      <w:t>2025-07-02</w:t>
       <w:br/>
       <w:br/>
     </w:r>

--- a/tillsyn/A 19224-2025 tillsynsbegäran.docx
+++ b/tillsyn/A 19224-2025 tillsynsbegäran.docx
@@ -674,7 +674,7 @@
     <w:r>
       <w:tab/>
       <w:tab/>
-      <w:t>2025-07-02</w:t>
+      <w:t>2025-07-03</w:t>
       <w:br/>
       <w:br/>
     </w:r>

--- a/tillsyn/A 19224-2025 tillsynsbegäran.docx
+++ b/tillsyn/A 19224-2025 tillsynsbegäran.docx
@@ -674,7 +674,7 @@
     <w:r>
       <w:tab/>
       <w:tab/>
-      <w:t>2025-07-03</w:t>
+      <w:t>2025-07-04</w:t>
       <w:br/>
       <w:br/>
     </w:r>

--- a/tillsyn/A 19224-2025 tillsynsbegäran.docx
+++ b/tillsyn/A 19224-2025 tillsynsbegäran.docx
@@ -674,7 +674,7 @@
     <w:r>
       <w:tab/>
       <w:tab/>
-      <w:t>2025-07-04</w:t>
+      <w:t>2025-07-05</w:t>
       <w:br/>
       <w:br/>
     </w:r>

--- a/tillsyn/A 19224-2025 tillsynsbegäran.docx
+++ b/tillsyn/A 19224-2025 tillsynsbegäran.docx
@@ -674,7 +674,7 @@
     <w:r>
       <w:tab/>
       <w:tab/>
-      <w:t>2025-07-05</w:t>
+      <w:t>2025-07-06</w:t>
       <w:br/>
       <w:br/>
     </w:r>

--- a/tillsyn/A 19224-2025 tillsynsbegäran.docx
+++ b/tillsyn/A 19224-2025 tillsynsbegäran.docx
@@ -674,7 +674,7 @@
     <w:r>
       <w:tab/>
       <w:tab/>
-      <w:t>2025-07-06</w:t>
+      <w:t>2025-07-07</w:t>
       <w:br/>
       <w:br/>
     </w:r>

--- a/tillsyn/A 19224-2025 tillsynsbegäran.docx
+++ b/tillsyn/A 19224-2025 tillsynsbegäran.docx
@@ -674,7 +674,7 @@
     <w:r>
       <w:tab/>
       <w:tab/>
-      <w:t>2025-07-07</w:t>
+      <w:t>2025-07-08</w:t>
       <w:br/>
       <w:br/>
     </w:r>

--- a/tillsyn/A 19224-2025 tillsynsbegäran.docx
+++ b/tillsyn/A 19224-2025 tillsynsbegäran.docx
@@ -674,7 +674,7 @@
     <w:r>
       <w:tab/>
       <w:tab/>
-      <w:t>2025-07-08</w:t>
+      <w:t>2025-07-09</w:t>
       <w:br/>
       <w:br/>
     </w:r>

--- a/tillsyn/A 19224-2025 tillsynsbegäran.docx
+++ b/tillsyn/A 19224-2025 tillsynsbegäran.docx
@@ -674,7 +674,7 @@
     <w:r>
       <w:tab/>
       <w:tab/>
-      <w:t>2025-07-09</w:t>
+      <w:t>2025-07-11</w:t>
       <w:br/>
       <w:br/>
     </w:r>

--- a/tillsyn/A 19224-2025 tillsynsbegäran.docx
+++ b/tillsyn/A 19224-2025 tillsynsbegäran.docx
@@ -674,7 +674,7 @@
     <w:r>
       <w:tab/>
       <w:tab/>
-      <w:t>2025-07-11</w:t>
+      <w:t>2025-07-12</w:t>
       <w:br/>
       <w:br/>
     </w:r>

--- a/tillsyn/A 19224-2025 tillsynsbegäran.docx
+++ b/tillsyn/A 19224-2025 tillsynsbegäran.docx
@@ -674,7 +674,7 @@
     <w:r>
       <w:tab/>
       <w:tab/>
-      <w:t>2025-07-12</w:t>
+      <w:t>2025-07-13</w:t>
       <w:br/>
       <w:br/>
     </w:r>

--- a/tillsyn/A 19224-2025 tillsynsbegäran.docx
+++ b/tillsyn/A 19224-2025 tillsynsbegäran.docx
@@ -674,7 +674,7 @@
     <w:r>
       <w:tab/>
       <w:tab/>
-      <w:t>2025-07-13</w:t>
+      <w:t>2025-07-14</w:t>
       <w:br/>
       <w:br/>
     </w:r>

--- a/tillsyn/A 19224-2025 tillsynsbegäran.docx
+++ b/tillsyn/A 19224-2025 tillsynsbegäran.docx
@@ -712,7 +712,7 @@
     <w:r>
       <w:tab/>
       <w:tab/>
-      <w:t>2025-08-06</w:t>
+      <w:t>2025-08-09</w:t>
       <w:br/>
       <w:br/>
     </w:r>

--- a/tillsyn/A 19224-2025 tillsynsbegäran.docx
+++ b/tillsyn/A 19224-2025 tillsynsbegäran.docx
@@ -12,7 +12,7 @@
     </w:p>
     <w:p>
       <w:r>
-        <w:t>Detta dokument behandlar höga naturvärden i avverkningsanmälan A 19224-2025 i Sollefteå kommun. Denna avverkningsanmälan inkom 2025-04-22 och omfattar 10,5 ha.</w:t>
+        <w:t>Detta dokument behandlar höga naturvärden i avverkningsanmälan A 19224-2025 i Sollefteå kommun. Denna avverkningsanmälan inkom 2025-04-22 00:00:00 och omfattar 10,5 ha.</w:t>
       </w:r>
     </w:p>
     <w:p>
@@ -235,7 +235,7 @@
     </w:p>
     <w:p>
       <w:r>
-        <w:t>I det avverkningsanmälda området finns 27 fyndplatser för knärot registrerade på Artportalen. Figur 2 visar gränserna för buffertzoner på 50 m, som behöver lämnas kring fyndplatserna för att knärotslokalerna inte ska försvinna vid en avverkning. Av det avverkningsanmälda området överlappar 7.26 ha med buffertzonerna och får av detta skäl inte avverkas.</w:t>
+        <w:t>I det avverkningsanmälda området finns 31 fyndplatser för knärot registrerade på Artportalen. Figur 2 visar gränserna för buffertzoner på 50 m, som behöver lämnas kring fyndplatserna för att knärotslokalerna inte ska försvinna vid en avverkning. Av det avverkningsanmälda området överlappar 7.45 ha med buffertzonerna och får av detta skäl inte avverkas.</w:t>
       </w:r>
     </w:p>
     <w:p>

--- a/tillsyn/A 19224-2025 tillsynsbegäran.docx
+++ b/tillsyn/A 19224-2025 tillsynsbegäran.docx
@@ -712,7 +712,7 @@
     <w:r>
       <w:tab/>
       <w:tab/>
-      <w:t>2025-08-09</w:t>
+      <w:t>2025-08-10</w:t>
       <w:br/>
       <w:br/>
     </w:r>

--- a/tillsyn/A 19224-2025 tillsynsbegäran.docx
+++ b/tillsyn/A 19224-2025 tillsynsbegäran.docx
@@ -712,7 +712,7 @@
     <w:r>
       <w:tab/>
       <w:tab/>
-      <w:t>2025-08-10</w:t>
+      <w:t>2025-08-11</w:t>
       <w:br/>
       <w:br/>
     </w:r>

--- a/tillsyn/A 19224-2025 tillsynsbegäran.docx
+++ b/tillsyn/A 19224-2025 tillsynsbegäran.docx
@@ -712,7 +712,7 @@
     <w:r>
       <w:tab/>
       <w:tab/>
-      <w:t>2025-08-11</w:t>
+      <w:t>2025-08-12</w:t>
       <w:br/>
       <w:br/>
     </w:r>

--- a/tillsyn/A 19224-2025 tillsynsbegäran.docx
+++ b/tillsyn/A 19224-2025 tillsynsbegäran.docx
@@ -712,7 +712,7 @@
     <w:r>
       <w:tab/>
       <w:tab/>
-      <w:t>2025-08-12</w:t>
+      <w:t>2025-08-13</w:t>
       <w:br/>
       <w:br/>
     </w:r>

--- a/tillsyn/A 19224-2025 tillsynsbegäran.docx
+++ b/tillsyn/A 19224-2025 tillsynsbegäran.docx
@@ -712,7 +712,7 @@
     <w:r>
       <w:tab/>
       <w:tab/>
-      <w:t>2025-08-13</w:t>
+      <w:t>2025-08-14</w:t>
       <w:br/>
       <w:br/>
     </w:r>

--- a/tillsyn/A 19224-2025 tillsynsbegäran.docx
+++ b/tillsyn/A 19224-2025 tillsynsbegäran.docx
@@ -712,7 +712,7 @@
     <w:r>
       <w:tab/>
       <w:tab/>
-      <w:t>2025-08-14</w:t>
+      <w:t>2025-08-15</w:t>
       <w:br/>
       <w:br/>
     </w:r>

--- a/tillsyn/A 19224-2025 tillsynsbegäran.docx
+++ b/tillsyn/A 19224-2025 tillsynsbegäran.docx
@@ -712,7 +712,7 @@
     <w:r>
       <w:tab/>
       <w:tab/>
-      <w:t>2025-08-15</w:t>
+      <w:t>2025-08-16</w:t>
       <w:br/>
       <w:br/>
     </w:r>

--- a/tillsyn/A 19224-2025 tillsynsbegäran.docx
+++ b/tillsyn/A 19224-2025 tillsynsbegäran.docx
@@ -712,7 +712,7 @@
     <w:r>
       <w:tab/>
       <w:tab/>
-      <w:t>2025-08-16</w:t>
+      <w:t>2025-08-17</w:t>
       <w:br/>
       <w:br/>
     </w:r>

--- a/tillsyn/A 19224-2025 tillsynsbegäran.docx
+++ b/tillsyn/A 19224-2025 tillsynsbegäran.docx
@@ -712,7 +712,7 @@
     <w:r>
       <w:tab/>
       <w:tab/>
-      <w:t>2025-08-17</w:t>
+      <w:t>2025-08-18</w:t>
       <w:br/>
       <w:br/>
     </w:r>
